--- a/eng/docx/56.content.docx
+++ b/eng/docx/56.content.docx
@@ -19,7 +19,7 @@
         <w:rPr>
           <w:lang w:val="en_US" w:bidi="en_US"/>
         </w:rPr>
-        <w:t>Resource: Study Notes - Book Intros (Tyndale)</w:t>
+        <w:t>Resource: Tyndale Open Study Notes</w:t>
       </w:r>
       <w:r>
         <w:rPr>
@@ -112,7 +112,7 @@
         <w:rPr>
           <w:lang w:val="en_US" w:bidi="en_US"/>
         </w:rPr>
-        <w:t>Study Notes - Book Intros (Tyndale)</w:t>
+        <w:t>Tyndale Open Study Notes</w:t>
       </w:r>
     </w:p>
     <w:p>

--- a/eng/docx/56.content.docx
+++ b/eng/docx/56.content.docx
@@ -231,7 +231,7 @@
         <w:rPr>
           <w:lang w:val="en_US" w:bidi="en_US"/>
         </w:rPr>
-        <w:t>The church in Crete was full of new believers in a culture where conduct was very crude. By this time, Paul was an aged missionary. He skillfully applied the good news to the spiritual condition and circumstances of these believers in Crete as the church was beginning to grow.</w:t>
+        <w:t>The church in Crete had many new believers. They lived in a culture with rough behavior and low moral standards. By this time, Paul was an older missionary. He skilfully applied the good news to the spiritual needs and daily lives of the believers in Crete as the church began to grow.</w:t>
       </w:r>
     </w:p>
     <w:p>
@@ -256,7 +256,7 @@
         <w:rPr>
           <w:lang w:val="en_US" w:bidi="en_US"/>
         </w:rPr>
-        <w:t>A group from Crete was in Jerusalem during Pentecost when the Christian church began (</w:t>
+        <w:t>People from Crete were in Jerusalem at Pentecost when the Christian church began (</w:t>
       </w:r>
       <w:hyperlink r:id="rId13">
         <w:r>
@@ -274,7 +274,7 @@
         <w:rPr>
           <w:lang w:val="en_US" w:bidi="en_US"/>
         </w:rPr>
-        <w:t xml:space="preserve">). Some of these people might have brought the Christian faith back to Crete at that time. But this letter to Titus suggests that the church there had been recently founded as a result of Paul’s mission (see </w:t>
+        <w:t xml:space="preserve">). Some of them may have brought the Christian faith back to Crete. But Paul’s letter to Titus suggests that the church there was more recently established through Paul’s ministry (see </w:t>
       </w:r>
       <w:hyperlink r:id="rId14">
         <w:r>
@@ -292,7 +292,21 @@
         <w:rPr>
           <w:lang w:val="en_US" w:bidi="en_US"/>
         </w:rPr>
-        <w:t>). The only other mention of Crete in the New Testament is when Paul is transferred to Rome as a prisoner (</w:t>
+        <w:t xml:space="preserve">). </w:t>
+      </w:r>
+    </w:p>
+    <w:p>
+      <w:pPr/>
+      <w:r>
+        <w:rPr>
+          <w:lang w:val="en_US" w:bidi="en_US"/>
+        </w:rPr>
+      </w:r>
+      <w:r>
+        <w:rPr>
+          <w:lang w:val="en_US" w:bidi="en_US"/>
+        </w:rPr>
+        <w:t>The New Testament mentions Crete one other time, when Paul traveled to Rome as a prisoner (</w:t>
       </w:r>
       <w:hyperlink r:id="rId15">
         <w:r>
@@ -310,7 +324,7 @@
         <w:rPr>
           <w:lang w:val="en_US" w:bidi="en_US"/>
         </w:rPr>
-        <w:t xml:space="preserve">). Paul did not have an opportunity to do active ministry in Crete at that time. Most likely, Paul’s work in Crete began after the events of </w:t>
+        <w:t xml:space="preserve">). During that trip, Paul did not have time for active ministry on the island. Most likely, Paul’s ministry in Crete happened after the events of </w:t>
       </w:r>
       <w:hyperlink r:id="rId16">
         <w:r>
@@ -328,7 +342,7 @@
         <w:rPr>
           <w:lang w:val="en_US" w:bidi="en_US"/>
         </w:rPr>
-        <w:t xml:space="preserve"> (AD 60–62) and before his final imprisonment in Rome (probably around AD 64~65).</w:t>
+        <w:t xml:space="preserve"> (AD 60–62) and before his final imprisonment in Rome, probably around AD 64–65.</w:t>
       </w:r>
     </w:p>
     <w:p>
@@ -342,7 +356,7 @@
         <w:rPr>
           <w:lang w:val="en_US" w:bidi="en_US"/>
         </w:rPr>
-        <w:t xml:space="preserve">Paul had established the church in Crete without appointing leaders. He had done the same during his first missionary journey out of Antioch of Syria. As with those earliest churches, he now wanted leaders to be appointed (compare </w:t>
+        <w:t xml:space="preserve">Paul had started the churches in Crete without appointing leaders. He had done the same thing earlier during his first missionary journey from Antioch in Syria. Later, he appointed leaders in those churches (see </w:t>
       </w:r>
       <w:hyperlink r:id="rId17">
         <w:r>
@@ -360,7 +374,7 @@
         <w:rPr>
           <w:lang w:val="en_US" w:bidi="en_US"/>
         </w:rPr>
-        <w:t xml:space="preserve">). Yet, in this case, Paul gave the responsibility of appointing leaders to Titus, a longtime coworker. </w:t>
+        <w:t>). In Crete, however, Paul gave Titus, his longtime coworker, the responsibility of appointing leaders.</w:t>
       </w:r>
     </w:p>
     <w:p>
@@ -374,7 +388,7 @@
         <w:rPr>
           <w:lang w:val="en_US" w:bidi="en_US"/>
         </w:rPr>
-        <w:t>Paul was headed for Nicopolis (which is on the west coast of modern Greece), and he wanted Titus to join him there when Artemas or Tychicus arrived on the island of Crete (</w:t>
+        <w:t>Paul planned to travel to Nicopolis, a city on the west coast of modern Greece. He wanted Titus to join him there after Artemas or Tychicus arrived in Crete (</w:t>
       </w:r>
       <w:hyperlink r:id="rId18">
         <w:r>
@@ -392,7 +406,7 @@
         <w:rPr>
           <w:lang w:val="en_US" w:bidi="en_US"/>
         </w:rPr>
-        <w:t xml:space="preserve">). Paul’s plan to stay at Nicopolis for the winter season suggests that he planned to sail westward from there when spring arrived (see </w:t>
+        <w:t>). Paul planned to spend the winter in Nicopolis. This suggests that he hoped to continue traveling west in the spring (</w:t>
       </w:r>
       <w:hyperlink r:id="rId19">
         <w:r>
@@ -410,7 +424,7 @@
         <w:rPr>
           <w:lang w:val="en_US" w:bidi="en_US"/>
         </w:rPr>
-        <w:t xml:space="preserve">). Paul was probably heading for Italy and possibly Spain (see </w:t>
+        <w:t>). He was probably planning to go to Italy and perhaps Spain (</w:t>
       </w:r>
       <w:hyperlink r:id="rId20">
         <w:r>
@@ -460,7 +474,7 @@
         <w:rPr>
           <w:lang w:val="en_US" w:bidi="en_US"/>
         </w:rPr>
-        <w:t>On Crete, the culture had low moral standards and was negatively influencing the believers in the young church. False teachers were also troubling the community, seemingly like those mentioned in 1 and 2 Timothy. As Paul’s representative to Crete, Titus had to set this church in order before the arrival of Artemas or Tychicus. Above all, he needed to assign elders in each city. When this was completed, he would depart and join Paul.</w:t>
+        <w:t>The culture in Crete had low moral standards, and this was influencing the believers in the young church. False teachers were also causing problems, much like those mentioned in 1 and 2 Timothy. Titus needed to organize the churches before Artemas or Tychicus arrived. Most importantly, he needed to appoint elders in every city. After this work was complete, Titus would leave Crete and join Paul.</w:t>
       </w:r>
     </w:p>
     <w:p>
@@ -485,7 +499,7 @@
         <w:rPr>
           <w:lang w:val="en_US" w:bidi="en_US"/>
         </w:rPr>
-        <w:t>The letter to Titus is practical and sets guidelines for Titus himself to follow. Each section of the main part of the letter (</w:t>
+        <w:t>The letter to Titus is practical and gives instructions for Titus to follow. Each major section of the letter (</w:t>
       </w:r>
       <w:hyperlink r:id="rId22">
         <w:r>
@@ -503,7 +517,39 @@
         <w:rPr>
           <w:lang w:val="en_US" w:bidi="en_US"/>
         </w:rPr>
-        <w:t>) is written in a pattern of command, reasons for the command, and charge. Paul consistently repeats this pattern—whether addressing the appointment of elders (</w:t>
+        <w:t>) follows a similar pattern: the command, reasons for the command, and charge.</w:t>
+      </w:r>
+    </w:p>
+    <w:p>
+      <w:pPr/>
+      <w:r>
+        <w:rPr>
+          <w:lang w:val="en_US" w:bidi="en_US"/>
+        </w:rPr>
+      </w:r>
+      <w:r>
+        <w:rPr>
+          <w:lang w:val="en_US" w:bidi="en_US"/>
+        </w:rPr>
+        <w:t>Paul uses this pattern when speaking about:</w:t>
+      </w:r>
+    </w:p>
+    <w:p>
+      <w:pPr>
+        <w:pStyle w:val="ListBullet"/>
+        <w:spacing w:line="240" w:lineRule="auto"/>
+        <w:ind w:left="720"/>
+      </w:pPr>
+      <w:r>
+        <w:rPr>
+          <w:lang w:val="en_US" w:bidi="en_US"/>
+        </w:rPr>
+      </w:r>
+      <w:r>
+        <w:rPr>
+          <w:lang w:val="en_US" w:bidi="en_US"/>
+        </w:rPr>
+        <w:t>appointing elders (</w:t>
       </w:r>
       <w:hyperlink r:id="rId23">
         <w:r>
@@ -521,7 +567,25 @@
         <w:rPr>
           <w:lang w:val="en_US" w:bidi="en_US"/>
         </w:rPr>
-        <w:t>), right conduct among members of the household of faith (</w:t>
+        <w:t>),</w:t>
+      </w:r>
+    </w:p>
+    <w:p>
+      <w:pPr>
+        <w:pStyle w:val="ListBullet"/>
+        <w:spacing w:line="240" w:lineRule="auto"/>
+        <w:ind w:left="720"/>
+      </w:pPr>
+      <w:r>
+        <w:rPr>
+          <w:lang w:val="en_US" w:bidi="en_US"/>
+        </w:rPr>
+      </w:r>
+      <w:r>
+        <w:rPr>
+          <w:lang w:val="en_US" w:bidi="en_US"/>
+        </w:rPr>
+        <w:t>proper behavior within the church community (</w:t>
       </w:r>
       <w:hyperlink r:id="rId24">
         <w:r>
@@ -539,7 +603,25 @@
         <w:rPr>
           <w:lang w:val="en_US" w:bidi="en_US"/>
         </w:rPr>
-        <w:t>), or right conduct in society (</w:t>
+        <w:t>), and</w:t>
+      </w:r>
+    </w:p>
+    <w:p>
+      <w:pPr>
+        <w:pStyle w:val="ListBullet"/>
+        <w:spacing w:line="240" w:lineRule="auto"/>
+        <w:ind w:left="720"/>
+      </w:pPr>
+      <w:r>
+        <w:rPr>
+          <w:lang w:val="en_US" w:bidi="en_US"/>
+        </w:rPr>
+      </w:r>
+      <w:r>
+        <w:rPr>
+          <w:lang w:val="en_US" w:bidi="en_US"/>
+        </w:rPr>
+        <w:t>proper behavior in society (</w:t>
       </w:r>
       <w:hyperlink r:id="rId25">
         <w:r>
@@ -557,18 +639,7 @@
         <w:rPr>
           <w:lang w:val="en_US" w:bidi="en_US"/>
         </w:rPr>
-        <w:t>). The reason for Paul’s commands in the first section, on leadership, is that the community is threatened by false teachers and needs decisive leadership. In the next two sections, on right conduct, the commands are based on God’s grace and mercy.</w:t>
-      </w:r>
-    </w:p>
-    <w:p>
-      <w:pPr>
-        <w:pStyle w:val="Heading2"/>
-      </w:pPr>
-      <w:r>
-        <w:rPr>
-          <w:lang w:val="en_US" w:bidi="en_US"/>
-        </w:rPr>
-        <w:t>Date of Writing</w:t>
+        <w:t xml:space="preserve">). </w:t>
       </w:r>
     </w:p>
     <w:p>
@@ -582,7 +653,32 @@
         <w:rPr>
           <w:lang w:val="en_US" w:bidi="en_US"/>
         </w:rPr>
-        <w:t xml:space="preserve">Titus was written at about the same time as 1 Timothy. It is possible that Paul wrote these letters and 2 Timothy during the period before his arrest in </w:t>
+        <w:t>In the first section, Paul emphasizes strong leadership because false teachers were threatening the church. In the next two sections on Christian conduct, Paul explains that the commands are based on God’s grace and mercy.</w:t>
+      </w:r>
+    </w:p>
+    <w:p>
+      <w:pPr>
+        <w:pStyle w:val="Heading2"/>
+      </w:pPr>
+      <w:r>
+        <w:rPr>
+          <w:lang w:val="en_US" w:bidi="en_US"/>
+        </w:rPr>
+        <w:t>Date of Writing</w:t>
+      </w:r>
+    </w:p>
+    <w:p>
+      <w:pPr/>
+      <w:r>
+        <w:rPr>
+          <w:lang w:val="en_US" w:bidi="en_US"/>
+        </w:rPr>
+      </w:r>
+      <w:r>
+        <w:rPr>
+          <w:lang w:val="en_US" w:bidi="en_US"/>
+        </w:rPr>
+        <w:t xml:space="preserve">Paul probably wrote Titus around the same time as 1 Timothy. Some scholars think Paul wrote these letters and 2 Timothy before his arrest in </w:t>
       </w:r>
       <w:hyperlink r:id="rId26">
         <w:r>
@@ -600,7 +696,7 @@
         <w:rPr>
           <w:lang w:val="en_US" w:bidi="en_US"/>
         </w:rPr>
-        <w:t xml:space="preserve">. But a date sometime after his imprisonment in </w:t>
+        <w:t xml:space="preserve">. However, it is more likely that he wrote them after the imprisonment described in </w:t>
       </w:r>
       <w:hyperlink r:id="rId16">
         <w:r>
@@ -618,7 +714,7 @@
         <w:rPr>
           <w:lang w:val="en_US" w:bidi="en_US"/>
         </w:rPr>
-        <w:t xml:space="preserve"> is more likely (see </w:t>
+        <w:t xml:space="preserve"> (see </w:t>
       </w:r>
       <w:r>
         <w:rPr>
@@ -655,7 +751,7 @@
         <w:rPr>
           <w:lang w:val="en_US" w:bidi="en_US"/>
         </w:rPr>
-        <w:t xml:space="preserve">According to traditional stories from Crete, the god Zeus was once a mere human who lived and died on Crete. He changed into a god because of the good things he did for people (see study note on </w:t>
+        <w:t xml:space="preserve">Traditional stories from Crete said that Zeus had once been a human who lived and died on the island. According to these stories, he earned divine status through great accomplishments on behalf of humanity (see study note on </w:t>
       </w:r>
       <w:r>
         <w:rPr>
@@ -667,7 +763,7 @@
         <w:rPr>
           <w:lang w:val="en_US" w:bidi="en_US"/>
         </w:rPr>
-        <w:t>). The idea of a great human who helps others being exalted to the status of a god because of good deeds contradicts the good news. God graciously lowered himself to humanity in Jesus Christ—“our great God and Savior” (</w:t>
+        <w:t>). This idea conflicts with the good news of Jesus Christ. The good news teaches that God came down to humanity in Jesus Christ, “our great God and Savior Jesus Christ” (</w:t>
       </w:r>
       <w:hyperlink r:id="rId27">
         <w:r>
@@ -685,7 +781,7 @@
         <w:rPr>
           <w:lang w:val="en_US" w:bidi="en_US"/>
         </w:rPr>
-        <w:t>)—and offers salvation through pure mercy (</w:t>
+        <w:t>). Salvation comes through God’s mercy, not through human effort or good deeds (</w:t>
       </w:r>
       <w:hyperlink r:id="rId28">
         <w:r>
@@ -728,7 +824,7 @@
         <w:rPr>
           <w:lang w:val="en_US" w:bidi="en_US"/>
         </w:rPr>
-        <w:t>Although Crete is far from the church in Ephesus (where 1 Timothy and 2 Timothy were sent), there are some interesting similarities between the two situations. The description of the false teachers and their teaching (</w:t>
+        <w:t xml:space="preserve">Crete was far from Ephesus, where Paul sent 1 and 2 Timothy. Even so, the churches faced some similar problems. The descriptions of false teachers in </w:t>
       </w:r>
       <w:hyperlink r:id="rId29">
         <w:r>
@@ -746,7 +842,7 @@
         <w:rPr>
           <w:lang w:val="en_US" w:bidi="en_US"/>
         </w:rPr>
-        <w:t xml:space="preserve">) suggests that quite similar teachings were being confronted in both places (see </w:t>
+        <w:t xml:space="preserve"> are similar to those in </w:t>
       </w:r>
       <w:hyperlink r:id="rId30">
         <w:r>
@@ -818,7 +914,7 @@
         <w:rPr>
           <w:lang w:val="en_US" w:bidi="en_US"/>
         </w:rPr>
-        <w:t>).</w:t>
+        <w:t>.</w:t>
       </w:r>
     </w:p>
     <w:p>
@@ -832,7 +928,7 @@
         <w:rPr>
           <w:lang w:val="en_US" w:bidi="en_US"/>
         </w:rPr>
-        <w:t>The situation on Crete as addressed in Titus is not identical to that of Ephesus in 1 Timothy and 2 Timothy. The church in Crete was new, whereas the church in Ephesus was long established. Crete was in less civilized society than Ephesus. The newness of the church in Crete might explain the absence of a widows list (</w:t>
+        <w:t>Still, the situation in Crete was different from the one in Ephesus. The church in Crete was new, while the church in Ephesus had existed for a long time. Crete also had a rougher culture than Ephesus. Because the church in Crete was young, Titus does not mention a list of widows (</w:t>
       </w:r>
       <w:hyperlink r:id="rId34">
         <w:r>
@@ -850,7 +946,7 @@
         <w:rPr>
           <w:lang w:val="en_US" w:bidi="en_US"/>
         </w:rPr>
-        <w:t>) and deacons (</w:t>
+        <w:t xml:space="preserve">) or deacons ( </w:t>
       </w:r>
       <w:hyperlink r:id="rId35">
         <w:r>
@@ -861,14 +957,28 @@
             <w:color w:val="0000EE"/>
             <w:u w:val="single"/>
           </w:rPr>
-          <w:t>1 Timothy 3:8–13</w:t>
+          <w:t xml:space="preserve"> Timothy 3:8–13</w:t>
         </w:r>
       </w:hyperlink>
       <w:r>
         <w:rPr>
           <w:lang w:val="en_US" w:bidi="en_US"/>
         </w:rPr>
-        <w:t xml:space="preserve">). The differences in those causing trouble might account for the silence on the subject of women teachers (see </w:t>
+        <w:t xml:space="preserve">). </w:t>
+      </w:r>
+    </w:p>
+    <w:p>
+      <w:pPr/>
+      <w:r>
+        <w:rPr>
+          <w:lang w:val="en_US" w:bidi="en_US"/>
+        </w:rPr>
+      </w:r>
+      <w:r>
+        <w:rPr>
+          <w:lang w:val="en_US" w:bidi="en_US"/>
+        </w:rPr>
+        <w:t xml:space="preserve">The different kinds of false teaching may also explain why Titus does not discuss women teachers (see </w:t>
       </w:r>
       <w:hyperlink r:id="rId36">
         <w:r>
@@ -886,7 +996,7 @@
         <w:rPr>
           <w:lang w:val="en_US" w:bidi="en_US"/>
         </w:rPr>
-        <w:t>). The criteria for leaders (</w:t>
+        <w:t>). The standards for church leaders (</w:t>
       </w:r>
       <w:hyperlink r:id="rId37">
         <w:r>
@@ -904,7 +1014,7 @@
         <w:rPr>
           <w:lang w:val="en_US" w:bidi="en_US"/>
         </w:rPr>
-        <w:t xml:space="preserve">), as well as the standards of conduct for members of the community (see </w:t>
+        <w:t xml:space="preserve">) and for church members (see </w:t>
       </w:r>
       <w:hyperlink r:id="rId38">
         <w:r>
@@ -922,7 +1032,21 @@
         <w:rPr>
           <w:lang w:val="en_US" w:bidi="en_US"/>
         </w:rPr>
-        <w:t>), might represent lower standards to be less strict for new believers from a rough background. Finally, the stress on guarding the deposit, so important in 1 Timothy and 2 Timothy is absent in Titus (</w:t>
+        <w:t xml:space="preserve">) may seem less strict because many believers in Crete came from difficult backgrounds and were still growing in their faith. </w:t>
+      </w:r>
+    </w:p>
+    <w:p>
+      <w:pPr/>
+      <w:r>
+        <w:rPr>
+          <w:lang w:val="en_US" w:bidi="en_US"/>
+        </w:rPr>
+      </w:r>
+      <w:r>
+        <w:rPr>
+          <w:lang w:val="en_US" w:bidi="en_US"/>
+        </w:rPr>
+        <w:t>Finally, Titus does not emphasize guarding the "treasure" of sound teaching, which is an important theme in 1 and 2 Timothy (</w:t>
       </w:r>
       <w:hyperlink r:id="rId39">
         <w:r>
@@ -1019,7 +1143,21 @@
         <w:rPr>
           <w:lang w:val="en_US" w:bidi="en_US"/>
         </w:rPr>
-        <w:t>The main message of this letter is the realization that the Christian community should act out God’s saving grace, which has been shown to the world in the person and work of Jesus Christ. The community’s behavior among its members, and with those outside, should be consistent with the way that God had dealt with them. Christians must give a visible form to God’s grace in the world and toward the world. By doing this, they will spread the good news within their territory and culture (</w:t>
+        <w:t>The main message of Titus is that Christians should live in ways that show God’s saving grace. God revealed this grace through the life and work of Jesus Christ.</w:t>
+      </w:r>
+    </w:p>
+    <w:p>
+      <w:pPr/>
+      <w:r>
+        <w:rPr>
+          <w:lang w:val="en_US" w:bidi="en_US"/>
+        </w:rPr>
+      </w:r>
+      <w:r>
+        <w:rPr>
+          <w:lang w:val="en_US" w:bidi="en_US"/>
+        </w:rPr>
+        <w:t>Believers should treat one another, and people outside the church, in the same gracious way that God has treated them. Christians should make God’s grace visible in the world. In this way, they help spread the good news within their culture and community (</w:t>
       </w:r>
       <w:hyperlink r:id="rId43">
         <w:r>
@@ -1084,7 +1222,7 @@
             <w:color w:val="0000EE"/>
             <w:u w:val="single"/>
           </w:rPr>
-          <w:t>Matt 5:14–16</w:t>
+          <w:t>Matthew 5:14–16</w:t>
         </w:r>
       </w:hyperlink>
       <w:r>
@@ -1105,7 +1243,7 @@
         <w:rPr>
           <w:lang w:val="en_US" w:bidi="en_US"/>
         </w:rPr>
-        <w:t>God's plan to save humanity invites us to take part in it. As Christ’s followers, we must actively live out this grace. Our communities should encourage godly lives because the appearance of grace, in the person of Christ, has taught us how to live and has made such living possible (</w:t>
+        <w:t>God invites people to take part in his plan to save humanity. Followers of Christ must actively live out God’s grace. Christian communities should encourage godly living because God’s grace, shown in Christ, teaches people how to live and makes such living possible (</w:t>
       </w:r>
       <w:hyperlink r:id="rId24">
         <w:r>
@@ -1123,7 +1261,21 @@
         <w:rPr>
           <w:lang w:val="en_US" w:bidi="en_US"/>
         </w:rPr>
-        <w:t>). As individual believers, we must also behave properly in a world affected by sin, focused on the salvation of others. We must remember our former lives—remembering how God has treated us, has given us salvation, and has provided for our godliness (</w:t>
+        <w:t xml:space="preserve">). </w:t>
+      </w:r>
+    </w:p>
+    <w:p>
+      <w:pPr/>
+      <w:r>
+        <w:rPr>
+          <w:lang w:val="en_US" w:bidi="en_US"/>
+        </w:rPr>
+      </w:r>
+      <w:r>
+        <w:rPr>
+          <w:lang w:val="en_US" w:bidi="en_US"/>
+        </w:rPr>
+        <w:t>As individual believers, we must also live rightly in a world shaped by sin and care about the salvation of others. We should remember the kind of lives we once lived and remember how God has treated us with mercy. He has given us salvation and everything we need to live godly lives (</w:t>
       </w:r>
       <w:hyperlink r:id="rId25">
         <w:r>

--- a/eng/docx/56.content.docx
+++ b/eng/docx/56.content.docx
@@ -19,7 +19,7 @@
         <w:rPr>
           <w:lang w:val="en_US" w:bidi="en_US"/>
         </w:rPr>
-        <w:t>Resource: Tyndale Open Study Notes</w:t>
+        <w:t>Resource: Aquifer Open Study Notes (Book Intros)</w:t>
       </w:r>
       <w:r>
         <w:rPr>
@@ -112,7 +112,7 @@
         <w:rPr>
           <w:lang w:val="en_US" w:bidi="en_US"/>
         </w:rPr>
-        <w:t>Tyndale Open Study Notes</w:t>
+        <w:t>Aquifer Open Study Notes (Book Intros)</w:t>
       </w:r>
     </w:p>
     <w:p>

--- a/eng/docx/56.content.docx
+++ b/eng/docx/56.content.docx
@@ -258,36 +258,24 @@
         </w:rPr>
         <w:t>People from Crete were in Jerusalem at Pentecost when the Christian church began (</w:t>
       </w:r>
-      <w:hyperlink r:id="rId13">
-        <w:r>
-          <w:rPr>
-            <w:lang w:val="en_US" w:bidi="en_US"/>
-          </w:rPr>
-          <w:rPr>
-            <w:color w:val="0000EE"/>
-            <w:u w:val="single"/>
-          </w:rPr>
-          <w:t>Acts 2:11</w:t>
-        </w:r>
-      </w:hyperlink>
+      <w:r>
+        <w:rPr>
+          <w:lang w:val="en_US" w:bidi="en_US"/>
+        </w:rPr>
+        <w:t>Acts 2:11</w:t>
+      </w:r>
       <w:r>
         <w:rPr>
           <w:lang w:val="en_US" w:bidi="en_US"/>
         </w:rPr>
         <w:t xml:space="preserve">). Some of them may have brought the Christian faith back to Crete. But Paul’s letter to Titus suggests that the church there was more recently established through Paul’s ministry (see </w:t>
       </w:r>
-      <w:hyperlink r:id="rId14">
-        <w:r>
-          <w:rPr>
-            <w:lang w:val="en_US" w:bidi="en_US"/>
-          </w:rPr>
-          <w:rPr>
-            <w:color w:val="0000EE"/>
-            <w:u w:val="single"/>
-          </w:rPr>
-          <w:t>Titus 1:5</w:t>
-        </w:r>
-      </w:hyperlink>
+      <w:r>
+        <w:rPr>
+          <w:lang w:val="en_US" w:bidi="en_US"/>
+        </w:rPr>
+        <w:t>Titus 1:5</w:t>
+      </w:r>
       <w:r>
         <w:rPr>
           <w:lang w:val="en_US" w:bidi="en_US"/>
@@ -308,36 +296,24 @@
         </w:rPr>
         <w:t>The New Testament mentions Crete one other time, when Paul traveled to Rome as a prisoner (</w:t>
       </w:r>
-      <w:hyperlink r:id="rId15">
-        <w:r>
-          <w:rPr>
-            <w:lang w:val="en_US" w:bidi="en_US"/>
-          </w:rPr>
-          <w:rPr>
-            <w:color w:val="0000EE"/>
-            <w:u w:val="single"/>
-          </w:rPr>
-          <w:t>Acts 27:7–21</w:t>
-        </w:r>
-      </w:hyperlink>
+      <w:r>
+        <w:rPr>
+          <w:lang w:val="en_US" w:bidi="en_US"/>
+        </w:rPr>
+        <w:t>Acts 27:7–21</w:t>
+      </w:r>
       <w:r>
         <w:rPr>
           <w:lang w:val="en_US" w:bidi="en_US"/>
         </w:rPr>
         <w:t xml:space="preserve">). During that trip, Paul did not have time for active ministry on the island. Most likely, Paul’s ministry in Crete happened after the events of </w:t>
       </w:r>
-      <w:hyperlink r:id="rId16">
-        <w:r>
-          <w:rPr>
-            <w:lang w:val="en_US" w:bidi="en_US"/>
-          </w:rPr>
-          <w:rPr>
-            <w:color w:val="0000EE"/>
-            <w:u w:val="single"/>
-          </w:rPr>
-          <w:t>Acts 28:1–31</w:t>
-        </w:r>
-      </w:hyperlink>
+      <w:r>
+        <w:rPr>
+          <w:lang w:val="en_US" w:bidi="en_US"/>
+        </w:rPr>
+        <w:t>Acts 28:1–31</w:t>
+      </w:r>
       <w:r>
         <w:rPr>
           <w:lang w:val="en_US" w:bidi="en_US"/>
@@ -358,18 +334,12 @@
         </w:rPr>
         <w:t xml:space="preserve">Paul had started the churches in Crete without appointing leaders. He had done the same thing earlier during his first missionary journey from Antioch in Syria. Later, he appointed leaders in those churches (see </w:t>
       </w:r>
-      <w:hyperlink r:id="rId17">
-        <w:r>
-          <w:rPr>
-            <w:lang w:val="en_US" w:bidi="en_US"/>
-          </w:rPr>
-          <w:rPr>
-            <w:color w:val="0000EE"/>
-            <w:u w:val="single"/>
-          </w:rPr>
-          <w:t>Acts 14:23</w:t>
-        </w:r>
-      </w:hyperlink>
+      <w:r>
+        <w:rPr>
+          <w:lang w:val="en_US" w:bidi="en_US"/>
+        </w:rPr>
+        <w:t>Acts 14:23</w:t>
+      </w:r>
       <w:r>
         <w:rPr>
           <w:lang w:val="en_US" w:bidi="en_US"/>
@@ -390,72 +360,48 @@
         </w:rPr>
         <w:t>Paul planned to travel to Nicopolis, a city on the west coast of modern Greece. He wanted Titus to join him there after Artemas or Tychicus arrived in Crete (</w:t>
       </w:r>
-      <w:hyperlink r:id="rId18">
-        <w:r>
-          <w:rPr>
-            <w:lang w:val="en_US" w:bidi="en_US"/>
-          </w:rPr>
-          <w:rPr>
-            <w:color w:val="0000EE"/>
-            <w:u w:val="single"/>
-          </w:rPr>
-          <w:t>Titus 3:12</w:t>
-        </w:r>
-      </w:hyperlink>
+      <w:r>
+        <w:rPr>
+          <w:lang w:val="en_US" w:bidi="en_US"/>
+        </w:rPr>
+        <w:t>Titus 3:12</w:t>
+      </w:r>
       <w:r>
         <w:rPr>
           <w:lang w:val="en_US" w:bidi="en_US"/>
         </w:rPr>
         <w:t>). Paul planned to spend the winter in Nicopolis. This suggests that he hoped to continue traveling west in the spring (</w:t>
       </w:r>
-      <w:hyperlink r:id="rId19">
-        <w:r>
-          <w:rPr>
-            <w:lang w:val="en_US" w:bidi="en_US"/>
-          </w:rPr>
-          <w:rPr>
-            <w:color w:val="0000EE"/>
-            <w:u w:val="single"/>
-          </w:rPr>
-          <w:t>2 Timothy 4:21</w:t>
-        </w:r>
-      </w:hyperlink>
+      <w:r>
+        <w:rPr>
+          <w:lang w:val="en_US" w:bidi="en_US"/>
+        </w:rPr>
+        <w:t>2 Timothy 4:21</w:t>
+      </w:r>
       <w:r>
         <w:rPr>
           <w:lang w:val="en_US" w:bidi="en_US"/>
         </w:rPr>
         <w:t>). He was probably planning to go to Italy and perhaps Spain (</w:t>
       </w:r>
-      <w:hyperlink r:id="rId20">
-        <w:r>
-          <w:rPr>
-            <w:lang w:val="en_US" w:bidi="en_US"/>
-          </w:rPr>
-          <w:rPr>
-            <w:color w:val="0000EE"/>
-            <w:u w:val="single"/>
-          </w:rPr>
-          <w:t>Romans 15:24</w:t>
-        </w:r>
-      </w:hyperlink>
+      <w:r>
+        <w:rPr>
+          <w:lang w:val="en_US" w:bidi="en_US"/>
+        </w:rPr>
+        <w:t>Romans 15:24</w:t>
+      </w:r>
       <w:r>
         <w:rPr>
           <w:lang w:val="en_US" w:bidi="en_US"/>
         </w:rPr>
         <w:t xml:space="preserve">, </w:t>
       </w:r>
-      <w:hyperlink r:id="rId21">
-        <w:r>
-          <w:rPr>
-            <w:lang w:val="en_US" w:bidi="en_US"/>
-          </w:rPr>
-          <w:rPr>
-            <w:color w:val="0000EE"/>
-            <w:u w:val="single"/>
-          </w:rPr>
-          <w:t>28</w:t>
-        </w:r>
-      </w:hyperlink>
+      <w:r>
+        <w:rPr>
+          <w:lang w:val="en_US" w:bidi="en_US"/>
+        </w:rPr>
+        <w:t>28</w:t>
+      </w:r>
       <w:r>
         <w:rPr>
           <w:lang w:val="en_US" w:bidi="en_US"/>
@@ -501,18 +447,12 @@
         </w:rPr>
         <w:t>The letter to Titus is practical and gives instructions for Titus to follow. Each major section of the letter (</w:t>
       </w:r>
-      <w:hyperlink r:id="rId22">
-        <w:r>
-          <w:rPr>
-            <w:lang w:val="en_US" w:bidi="en_US"/>
-          </w:rPr>
-          <w:rPr>
-            <w:color w:val="0000EE"/>
-            <w:u w:val="single"/>
-          </w:rPr>
-          <w:t>1:5–3:11</w:t>
-        </w:r>
-      </w:hyperlink>
+      <w:r>
+        <w:rPr>
+          <w:lang w:val="en_US" w:bidi="en_US"/>
+        </w:rPr>
+        <w:t>1:5–3:11</w:t>
+      </w:r>
       <w:r>
         <w:rPr>
           <w:lang w:val="en_US" w:bidi="en_US"/>
@@ -551,18 +491,12 @@
         </w:rPr>
         <w:t>appointing elders (</w:t>
       </w:r>
-      <w:hyperlink r:id="rId23">
-        <w:r>
-          <w:rPr>
-            <w:lang w:val="en_US" w:bidi="en_US"/>
-          </w:rPr>
-          <w:rPr>
-            <w:color w:val="0000EE"/>
-            <w:u w:val="single"/>
-          </w:rPr>
-          <w:t>1:5–16</w:t>
-        </w:r>
-      </w:hyperlink>
+      <w:r>
+        <w:rPr>
+          <w:lang w:val="en_US" w:bidi="en_US"/>
+        </w:rPr>
+        <w:t>1:5–16</w:t>
+      </w:r>
       <w:r>
         <w:rPr>
           <w:lang w:val="en_US" w:bidi="en_US"/>
@@ -587,18 +521,12 @@
         </w:rPr>
         <w:t>proper behavior within the church community (</w:t>
       </w:r>
-      <w:hyperlink r:id="rId24">
-        <w:r>
-          <w:rPr>
-            <w:lang w:val="en_US" w:bidi="en_US"/>
-          </w:rPr>
-          <w:rPr>
-            <w:color w:val="0000EE"/>
-            <w:u w:val="single"/>
-          </w:rPr>
-          <w:t>2:1–15</w:t>
-        </w:r>
-      </w:hyperlink>
+      <w:r>
+        <w:rPr>
+          <w:lang w:val="en_US" w:bidi="en_US"/>
+        </w:rPr>
+        <w:t>2:1–15</w:t>
+      </w:r>
       <w:r>
         <w:rPr>
           <w:lang w:val="en_US" w:bidi="en_US"/>
@@ -623,18 +551,12 @@
         </w:rPr>
         <w:t>proper behavior in society (</w:t>
       </w:r>
-      <w:hyperlink r:id="rId25">
-        <w:r>
-          <w:rPr>
-            <w:lang w:val="en_US" w:bidi="en_US"/>
-          </w:rPr>
-          <w:rPr>
-            <w:color w:val="0000EE"/>
-            <w:u w:val="single"/>
-          </w:rPr>
-          <w:t>3:1–11</w:t>
-        </w:r>
-      </w:hyperlink>
+      <w:r>
+        <w:rPr>
+          <w:lang w:val="en_US" w:bidi="en_US"/>
+        </w:rPr>
+        <w:t>3:1–11</w:t>
+      </w:r>
       <w:r>
         <w:rPr>
           <w:lang w:val="en_US" w:bidi="en_US"/>
@@ -680,36 +602,24 @@
         </w:rPr>
         <w:t xml:space="preserve">Paul probably wrote Titus around the same time as 1 Timothy. Some scholars think Paul wrote these letters and 2 Timothy before his arrest in </w:t>
       </w:r>
-      <w:hyperlink r:id="rId26">
-        <w:r>
-          <w:rPr>
-            <w:lang w:val="en_US" w:bidi="en_US"/>
-          </w:rPr>
-          <w:rPr>
-            <w:color w:val="0000EE"/>
-            <w:u w:val="single"/>
-          </w:rPr>
-          <w:t>Acts 21</w:t>
-        </w:r>
-      </w:hyperlink>
+      <w:r>
+        <w:rPr>
+          <w:lang w:val="en_US" w:bidi="en_US"/>
+        </w:rPr>
+        <w:t>Acts 21</w:t>
+      </w:r>
       <w:r>
         <w:rPr>
           <w:lang w:val="en_US" w:bidi="en_US"/>
         </w:rPr>
         <w:t xml:space="preserve">. However, it is more likely that he wrote them after the imprisonment described in </w:t>
       </w:r>
-      <w:hyperlink r:id="rId16">
-        <w:r>
-          <w:rPr>
-            <w:lang w:val="en_US" w:bidi="en_US"/>
-          </w:rPr>
-          <w:rPr>
-            <w:color w:val="0000EE"/>
-            <w:u w:val="single"/>
-          </w:rPr>
-          <w:t>Acts 28</w:t>
-        </w:r>
-      </w:hyperlink>
+      <w:r>
+        <w:rPr>
+          <w:lang w:val="en_US" w:bidi="en_US"/>
+        </w:rPr>
+        <w:t>Acts 28</w:t>
+      </w:r>
       <w:r>
         <w:rPr>
           <w:lang w:val="en_US" w:bidi="en_US"/>
@@ -765,36 +675,24 @@
         </w:rPr>
         <w:t>). This idea conflicts with the good news of Jesus Christ. The good news teaches that God came down to humanity in Jesus Christ, “our great God and Savior Jesus Christ” (</w:t>
       </w:r>
-      <w:hyperlink r:id="rId27">
-        <w:r>
-          <w:rPr>
-            <w:lang w:val="en_US" w:bidi="en_US"/>
-          </w:rPr>
-          <w:rPr>
-            <w:color w:val="0000EE"/>
-            <w:u w:val="single"/>
-          </w:rPr>
-          <w:t>2:13</w:t>
-        </w:r>
-      </w:hyperlink>
+      <w:r>
+        <w:rPr>
+          <w:lang w:val="en_US" w:bidi="en_US"/>
+        </w:rPr>
+        <w:t>2:13</w:t>
+      </w:r>
       <w:r>
         <w:rPr>
           <w:lang w:val="en_US" w:bidi="en_US"/>
         </w:rPr>
         <w:t>). Salvation comes through God’s mercy, not through human effort or good deeds (</w:t>
       </w:r>
-      <w:hyperlink r:id="rId28">
-        <w:r>
-          <w:rPr>
-            <w:lang w:val="en_US" w:bidi="en_US"/>
-          </w:rPr>
-          <w:rPr>
-            <w:color w:val="0000EE"/>
-            <w:u w:val="single"/>
-          </w:rPr>
-          <w:t>3:5</w:t>
-        </w:r>
-      </w:hyperlink>
+      <w:r>
+        <w:rPr>
+          <w:lang w:val="en_US" w:bidi="en_US"/>
+        </w:rPr>
+        <w:t>3:5</w:t>
+      </w:r>
       <w:r>
         <w:rPr>
           <w:lang w:val="en_US" w:bidi="en_US"/>
@@ -826,90 +724,60 @@
         </w:rPr>
         <w:t xml:space="preserve">Crete was far from Ephesus, where Paul sent 1 and 2 Timothy. Even so, the churches faced some similar problems. The descriptions of false teachers in </w:t>
       </w:r>
-      <w:hyperlink r:id="rId29">
-        <w:r>
-          <w:rPr>
-            <w:lang w:val="en_US" w:bidi="en_US"/>
-          </w:rPr>
-          <w:rPr>
-            <w:color w:val="0000EE"/>
-            <w:u w:val="single"/>
-          </w:rPr>
-          <w:t>Titus 1:10–16</w:t>
-        </w:r>
-      </w:hyperlink>
+      <w:r>
+        <w:rPr>
+          <w:lang w:val="en_US" w:bidi="en_US"/>
+        </w:rPr>
+        <w:t>Titus 1:10–16</w:t>
+      </w:r>
       <w:r>
         <w:rPr>
           <w:lang w:val="en_US" w:bidi="en_US"/>
         </w:rPr>
         <w:t xml:space="preserve"> are similar to those in </w:t>
       </w:r>
-      <w:hyperlink r:id="rId30">
-        <w:r>
-          <w:rPr>
-            <w:lang w:val="en_US" w:bidi="en_US"/>
-          </w:rPr>
-          <w:rPr>
-            <w:color w:val="0000EE"/>
-            <w:u w:val="single"/>
-          </w:rPr>
-          <w:t>1 Timothy 1:4–7</w:t>
-        </w:r>
-      </w:hyperlink>
+      <w:r>
+        <w:rPr>
+          <w:lang w:val="en_US" w:bidi="en_US"/>
+        </w:rPr>
+        <w:t>1 Timothy 1:4–7</w:t>
+      </w:r>
       <w:r>
         <w:rPr>
           <w:lang w:val="en_US" w:bidi="en_US"/>
         </w:rPr>
         <w:t xml:space="preserve">; </w:t>
       </w:r>
-      <w:hyperlink r:id="rId31">
-        <w:r>
-          <w:rPr>
-            <w:lang w:val="en_US" w:bidi="en_US"/>
-          </w:rPr>
-          <w:rPr>
-            <w:color w:val="0000EE"/>
-            <w:u w:val="single"/>
-          </w:rPr>
-          <w:t>4:1–4</w:t>
-        </w:r>
-      </w:hyperlink>
+      <w:r>
+        <w:rPr>
+          <w:lang w:val="en_US" w:bidi="en_US"/>
+        </w:rPr>
+        <w:t>4:1–4</w:t>
+      </w:r>
       <w:r>
         <w:rPr>
           <w:lang w:val="en_US" w:bidi="en_US"/>
         </w:rPr>
         <w:t xml:space="preserve">; </w:t>
       </w:r>
-      <w:hyperlink r:id="rId32">
-        <w:r>
-          <w:rPr>
-            <w:lang w:val="en_US" w:bidi="en_US"/>
-          </w:rPr>
-          <w:rPr>
-            <w:color w:val="0000EE"/>
-            <w:u w:val="single"/>
-          </w:rPr>
-          <w:t>2 Timothy 3:1–7</w:t>
-        </w:r>
-      </w:hyperlink>
+      <w:r>
+        <w:rPr>
+          <w:lang w:val="en_US" w:bidi="en_US"/>
+        </w:rPr>
+        <w:t>2 Timothy 3:1–7</w:t>
+      </w:r>
       <w:r>
         <w:rPr>
           <w:lang w:val="en_US" w:bidi="en_US"/>
         </w:rPr>
         <w:t xml:space="preserve">; </w:t>
       </w:r>
-      <w:hyperlink r:id="rId33">
-        <w:r>
-          <w:rPr>
-            <w:lang w:val="en_US" w:bidi="en_US"/>
-          </w:rPr>
-          <w:rPr>
-            <w:color w:val="0000EE"/>
-            <w:u w:val="single"/>
-          </w:rPr>
-          <w:t>4:3–4</w:t>
-        </w:r>
-      </w:hyperlink>
+      <w:r>
+        <w:rPr>
+          <w:lang w:val="en_US" w:bidi="en_US"/>
+        </w:rPr>
+        <w:t>4:3–4</w:t>
+      </w:r>
       <w:r>
         <w:rPr>
           <w:lang w:val="en_US" w:bidi="en_US"/>
@@ -930,36 +798,24 @@
         </w:rPr>
         <w:t>Still, the situation in Crete was different from the one in Ephesus. The church in Crete was new, while the church in Ephesus had existed for a long time. Crete also had a rougher culture than Ephesus. Because the church in Crete was young, Titus does not mention a list of widows (</w:t>
       </w:r>
-      <w:hyperlink r:id="rId34">
-        <w:r>
-          <w:rPr>
-            <w:lang w:val="en_US" w:bidi="en_US"/>
-          </w:rPr>
-          <w:rPr>
-            <w:color w:val="0000EE"/>
-            <w:u w:val="single"/>
-          </w:rPr>
-          <w:t>1 Timothy 5:3–16</w:t>
-        </w:r>
-      </w:hyperlink>
+      <w:r>
+        <w:rPr>
+          <w:lang w:val="en_US" w:bidi="en_US"/>
+        </w:rPr>
+        <w:t>1 Timothy 5:3–16</w:t>
+      </w:r>
       <w:r>
         <w:rPr>
           <w:lang w:val="en_US" w:bidi="en_US"/>
         </w:rPr>
         <w:t xml:space="preserve">) or deacons ( </w:t>
       </w:r>
-      <w:hyperlink r:id="rId35">
-        <w:r>
-          <w:rPr>
-            <w:lang w:val="en_US" w:bidi="en_US"/>
-          </w:rPr>
-          <w:rPr>
-            <w:color w:val="0000EE"/>
-            <w:u w:val="single"/>
-          </w:rPr>
-          <w:t xml:space="preserve"> Timothy 3:8–13</w:t>
-        </w:r>
-      </w:hyperlink>
+      <w:r>
+        <w:rPr>
+          <w:lang w:val="en_US" w:bidi="en_US"/>
+        </w:rPr>
+        <w:t xml:space="preserve"> Timothy 3:8–13</w:t>
+      </w:r>
       <w:r>
         <w:rPr>
           <w:lang w:val="en_US" w:bidi="en_US"/>
@@ -980,54 +836,36 @@
         </w:rPr>
         <w:t xml:space="preserve">The different kinds of false teaching may also explain why Titus does not discuss women teachers (see </w:t>
       </w:r>
-      <w:hyperlink r:id="rId36">
-        <w:r>
-          <w:rPr>
-            <w:lang w:val="en_US" w:bidi="en_US"/>
-          </w:rPr>
-          <w:rPr>
-            <w:color w:val="0000EE"/>
-            <w:u w:val="single"/>
-          </w:rPr>
-          <w:t>1 Timothy 2:11–15</w:t>
-        </w:r>
-      </w:hyperlink>
+      <w:r>
+        <w:rPr>
+          <w:lang w:val="en_US" w:bidi="en_US"/>
+        </w:rPr>
+        <w:t>1 Timothy 2:11–15</w:t>
+      </w:r>
       <w:r>
         <w:rPr>
           <w:lang w:val="en_US" w:bidi="en_US"/>
         </w:rPr>
         <w:t>). The standards for church leaders (</w:t>
       </w:r>
-      <w:hyperlink r:id="rId37">
-        <w:r>
-          <w:rPr>
-            <w:lang w:val="en_US" w:bidi="en_US"/>
-          </w:rPr>
-          <w:rPr>
-            <w:color w:val="0000EE"/>
-            <w:u w:val="single"/>
-          </w:rPr>
-          <w:t>Titus 1:6–9</w:t>
-        </w:r>
-      </w:hyperlink>
+      <w:r>
+        <w:rPr>
+          <w:lang w:val="en_US" w:bidi="en_US"/>
+        </w:rPr>
+        <w:t>Titus 1:6–9</w:t>
+      </w:r>
       <w:r>
         <w:rPr>
           <w:lang w:val="en_US" w:bidi="en_US"/>
         </w:rPr>
         <w:t xml:space="preserve">) and for church members (see </w:t>
       </w:r>
-      <w:hyperlink r:id="rId38">
-        <w:r>
-          <w:rPr>
-            <w:lang w:val="en_US" w:bidi="en_US"/>
-          </w:rPr>
-          <w:rPr>
-            <w:color w:val="0000EE"/>
-            <w:u w:val="single"/>
-          </w:rPr>
-          <w:t>2:1–10</w:t>
-        </w:r>
-      </w:hyperlink>
+      <w:r>
+        <w:rPr>
+          <w:lang w:val="en_US" w:bidi="en_US"/>
+        </w:rPr>
+        <w:t>2:1–10</w:t>
+      </w:r>
       <w:r>
         <w:rPr>
           <w:lang w:val="en_US" w:bidi="en_US"/>
@@ -1048,72 +886,48 @@
         </w:rPr>
         <w:t>Finally, Titus does not emphasize guarding the "treasure" of sound teaching, which is an important theme in 1 and 2 Timothy (</w:t>
       </w:r>
-      <w:hyperlink r:id="rId39">
-        <w:r>
-          <w:rPr>
-            <w:lang w:val="en_US" w:bidi="en_US"/>
-          </w:rPr>
-          <w:rPr>
-            <w:color w:val="0000EE"/>
-            <w:u w:val="single"/>
-          </w:rPr>
-          <w:t>1 Timothy 1:18</w:t>
-        </w:r>
-      </w:hyperlink>
+      <w:r>
+        <w:rPr>
+          <w:lang w:val="en_US" w:bidi="en_US"/>
+        </w:rPr>
+        <w:t>1 Timothy 1:18</w:t>
+      </w:r>
       <w:r>
         <w:rPr>
           <w:lang w:val="en_US" w:bidi="en_US"/>
         </w:rPr>
         <w:t xml:space="preserve">; </w:t>
       </w:r>
-      <w:hyperlink r:id="rId40">
-        <w:r>
-          <w:rPr>
-            <w:lang w:val="en_US" w:bidi="en_US"/>
-          </w:rPr>
-          <w:rPr>
-            <w:color w:val="0000EE"/>
-            <w:u w:val="single"/>
-          </w:rPr>
-          <w:t>6:20</w:t>
-        </w:r>
-      </w:hyperlink>
+      <w:r>
+        <w:rPr>
+          <w:lang w:val="en_US" w:bidi="en_US"/>
+        </w:rPr>
+        <w:t>6:20</w:t>
+      </w:r>
       <w:r>
         <w:rPr>
           <w:lang w:val="en_US" w:bidi="en_US"/>
         </w:rPr>
         <w:t xml:space="preserve">; </w:t>
       </w:r>
-      <w:hyperlink r:id="rId41">
-        <w:r>
-          <w:rPr>
-            <w:lang w:val="en_US" w:bidi="en_US"/>
-          </w:rPr>
-          <w:rPr>
-            <w:color w:val="0000EE"/>
-            <w:u w:val="single"/>
-          </w:rPr>
-          <w:t>2 Timothy 1:12–14</w:t>
-        </w:r>
-      </w:hyperlink>
+      <w:r>
+        <w:rPr>
+          <w:lang w:val="en_US" w:bidi="en_US"/>
+        </w:rPr>
+        <w:t>2 Timothy 1:12–14</w:t>
+      </w:r>
       <w:r>
         <w:rPr>
           <w:lang w:val="en_US" w:bidi="en_US"/>
         </w:rPr>
         <w:t xml:space="preserve">; </w:t>
       </w:r>
-      <w:hyperlink r:id="rId42">
-        <w:r>
-          <w:rPr>
-            <w:lang w:val="en_US" w:bidi="en_US"/>
-          </w:rPr>
-          <w:rPr>
-            <w:color w:val="0000EE"/>
-            <w:u w:val="single"/>
-          </w:rPr>
-          <w:t>2:2</w:t>
-        </w:r>
-      </w:hyperlink>
+      <w:r>
+        <w:rPr>
+          <w:lang w:val="en_US" w:bidi="en_US"/>
+        </w:rPr>
+        <w:t>2:2</w:t>
+      </w:r>
       <w:r>
         <w:rPr>
           <w:lang w:val="en_US" w:bidi="en_US"/>
@@ -1159,72 +973,48 @@
         </w:rPr>
         <w:t>Believers should treat one another, and people outside the church, in the same gracious way that God has treated them. Christians should make God’s grace visible in the world. In this way, they help spread the good news within their culture and community (</w:t>
       </w:r>
-      <w:hyperlink r:id="rId43">
-        <w:r>
-          <w:rPr>
-            <w:lang w:val="en_US" w:bidi="en_US"/>
-          </w:rPr>
-          <w:rPr>
-            <w:color w:val="0000EE"/>
-            <w:u w:val="single"/>
-          </w:rPr>
-          <w:t>2:10–11</w:t>
-        </w:r>
-      </w:hyperlink>
+      <w:r>
+        <w:rPr>
+          <w:lang w:val="en_US" w:bidi="en_US"/>
+        </w:rPr>
+        <w:t>2:10–11</w:t>
+      </w:r>
       <w:r>
         <w:rPr>
           <w:lang w:val="en_US" w:bidi="en_US"/>
         </w:rPr>
         <w:t xml:space="preserve">; </w:t>
       </w:r>
-      <w:hyperlink r:id="rId44">
-        <w:r>
-          <w:rPr>
-            <w:lang w:val="en_US" w:bidi="en_US"/>
-          </w:rPr>
-          <w:rPr>
-            <w:color w:val="0000EE"/>
-            <w:u w:val="single"/>
-          </w:rPr>
-          <w:t>3:2–3</w:t>
-        </w:r>
-      </w:hyperlink>
+      <w:r>
+        <w:rPr>
+          <w:lang w:val="en_US" w:bidi="en_US"/>
+        </w:rPr>
+        <w:t>3:2–3</w:t>
+      </w:r>
       <w:r>
         <w:rPr>
           <w:lang w:val="en_US" w:bidi="en_US"/>
         </w:rPr>
         <w:t xml:space="preserve">, </w:t>
       </w:r>
-      <w:hyperlink r:id="rId45">
-        <w:r>
-          <w:rPr>
-            <w:lang w:val="en_US" w:bidi="en_US"/>
-          </w:rPr>
-          <w:rPr>
-            <w:color w:val="0000EE"/>
-            <w:u w:val="single"/>
-          </w:rPr>
-          <w:t>8</w:t>
-        </w:r>
-      </w:hyperlink>
+      <w:r>
+        <w:rPr>
+          <w:lang w:val="en_US" w:bidi="en_US"/>
+        </w:rPr>
+        <w:t>8</w:t>
+      </w:r>
       <w:r>
         <w:rPr>
           <w:lang w:val="en_US" w:bidi="en_US"/>
         </w:rPr>
         <w:t xml:space="preserve">; see </w:t>
       </w:r>
-      <w:hyperlink r:id="rId46">
-        <w:r>
-          <w:rPr>
-            <w:lang w:val="en_US" w:bidi="en_US"/>
-          </w:rPr>
-          <w:rPr>
-            <w:color w:val="0000EE"/>
-            <w:u w:val="single"/>
-          </w:rPr>
-          <w:t>Matthew 5:14–16</w:t>
-        </w:r>
-      </w:hyperlink>
+      <w:r>
+        <w:rPr>
+          <w:lang w:val="en_US" w:bidi="en_US"/>
+        </w:rPr>
+        <w:t>Matthew 5:14–16</w:t>
+      </w:r>
       <w:r>
         <w:rPr>
           <w:lang w:val="en_US" w:bidi="en_US"/>
@@ -1245,18 +1035,12 @@
         </w:rPr>
         <w:t>God invites people to take part in his plan to save humanity. Followers of Christ must actively live out God’s grace. Christian communities should encourage godly living because God’s grace, shown in Christ, teaches people how to live and makes such living possible (</w:t>
       </w:r>
-      <w:hyperlink r:id="rId24">
-        <w:r>
-          <w:rPr>
-            <w:lang w:val="en_US" w:bidi="en_US"/>
-          </w:rPr>
-          <w:rPr>
-            <w:color w:val="0000EE"/>
-            <w:u w:val="single"/>
-          </w:rPr>
-          <w:t>Titus 2:1–15</w:t>
-        </w:r>
-      </w:hyperlink>
+      <w:r>
+        <w:rPr>
+          <w:lang w:val="en_US" w:bidi="en_US"/>
+        </w:rPr>
+        <w:t>Titus 2:1–15</w:t>
+      </w:r>
       <w:r>
         <w:rPr>
           <w:lang w:val="en_US" w:bidi="en_US"/>
@@ -1277,18 +1061,12 @@
         </w:rPr>
         <w:t>As individual believers, we must also live rightly in a world shaped by sin and care about the salvation of others. We should remember the kind of lives we once lived and remember how God has treated us with mercy. He has given us salvation and everything we need to live godly lives (</w:t>
       </w:r>
-      <w:hyperlink r:id="rId25">
-        <w:r>
-          <w:rPr>
-            <w:lang w:val="en_US" w:bidi="en_US"/>
-          </w:rPr>
-          <w:rPr>
-            <w:color w:val="0000EE"/>
-            <w:u w:val="single"/>
-          </w:rPr>
-          <w:t>3:1–11</w:t>
-        </w:r>
-      </w:hyperlink>
+      <w:r>
+        <w:rPr>
+          <w:lang w:val="en_US" w:bidi="en_US"/>
+        </w:rPr>
+        <w:t>3:1–11</w:t>
+      </w:r>
       <w:r>
         <w:rPr>
           <w:lang w:val="en_US" w:bidi="en_US"/>
